--- a/docs/literature/Literature_review_Inverse_Problems_Data_Assimilation_2020-2026.docx
+++ b/docs/literature/Literature_review_Inverse_Problems_Data_Assimilation_2020-2026.docx
@@ -15,7 +15,7 @@
           <w:sz w:val="22"/>
           <w:szCs w:val="22"/>
         </w:rPr>
-        <w:t xml:space="preserve">SCIENTIFIC LITERATURE REVIEW</w:t>
+        <w:t xml:space="preserve">SCIENTIFIC LITERATURE SEARCH</w:t>
       </w:r>
     </w:p>
     <w:p>
@@ -8099,7 +8099,7 @@
             <w:vAlign w:val="top"/>
           </w:tcPr>
           <w:p>
-            <w:hyperlink w:history="1" r:id="rId9rvzszezzobolgzowsuko">
+            <w:hyperlink w:history="1" r:id="rId5ncfswbctkhc_rzvfj8zt">
               <w:r>
                 <w:rPr>
                   <w:color w:val="1D4ED8"/>
@@ -8189,7 +8189,7 @@
                 <w:sz w:val="18"/>
                 <w:szCs w:val="18"/>
               </w:rPr>
-              <w:t xml:space="preserve">Topics</w:t>
+              <w:t xml:space="preserve">Topic</w:t>
             </w:r>
           </w:p>
         </w:tc>
@@ -9468,7 +9468,7 @@
             <w:vAlign w:val="top"/>
           </w:tcPr>
           <w:p>
-            <w:hyperlink w:history="1" r:id="rIdsakvurakduua5u0ncaqtp">
+            <w:hyperlink w:history="1" r:id="rIdvp0ogcislofp4wveokj6w">
               <w:r>
                 <w:rPr>
                   <w:color w:val="1D4ED8"/>
@@ -9558,7 +9558,7 @@
                 <w:sz w:val="18"/>
                 <w:szCs w:val="18"/>
               </w:rPr>
-              <w:t xml:space="preserve">Topics</w:t>
+              <w:t xml:space="preserve">Topic</w:t>
             </w:r>
           </w:p>
         </w:tc>
@@ -10569,7 +10569,7 @@
             <w:vAlign w:val="top"/>
           </w:tcPr>
           <w:p>
-            <w:hyperlink w:history="1" r:id="rId4fqxblitrmlo1cct6jp3l">
+            <w:hyperlink w:history="1" r:id="rIdynherwdjbouzcuz6ar_9_">
               <w:r>
                 <w:rPr>
                   <w:color w:val="1D4ED8"/>
@@ -10659,7 +10659,7 @@
                 <w:sz w:val="18"/>
                 <w:szCs w:val="18"/>
               </w:rPr>
-              <w:t xml:space="preserve">Topics</w:t>
+              <w:t xml:space="preserve">Topic</w:t>
             </w:r>
           </w:p>
         </w:tc>
@@ -11777,7 +11777,7 @@
             <w:vAlign w:val="top"/>
           </w:tcPr>
           <w:p>
-            <w:hyperlink w:history="1" r:id="rIdjr6rg34vurj-m5qlh2kra">
+            <w:hyperlink w:history="1" r:id="rIdprefg6evj0lbinlfwbdka">
               <w:r>
                 <w:rPr>
                   <w:color w:val="1D4ED8"/>
@@ -11867,7 +11867,7 @@
                 <w:sz w:val="18"/>
                 <w:szCs w:val="18"/>
               </w:rPr>
-              <w:t xml:space="preserve">Topics</w:t>
+              <w:t xml:space="preserve">Topic</w:t>
             </w:r>
           </w:p>
         </w:tc>
@@ -12857,7 +12857,7 @@
             <w:vAlign w:val="top"/>
           </w:tcPr>
           <w:p>
-            <w:hyperlink w:history="1" r:id="rIdpmmkbzpf4leubrnvjccey">
+            <w:hyperlink w:history="1" r:id="rIdqsytjvasr4bmwf9vkxzhf">
               <w:r>
                 <w:rPr>
                   <w:color w:val="1D4ED8"/>
@@ -12947,7 +12947,7 @@
                 <w:sz w:val="18"/>
                 <w:szCs w:val="18"/>
               </w:rPr>
-              <w:t xml:space="preserve">Topics</w:t>
+              <w:t xml:space="preserve">Topic</w:t>
             </w:r>
           </w:p>
         </w:tc>
@@ -13639,7 +13639,7 @@
             <w:vAlign w:val="top"/>
           </w:tcPr>
           <w:p>
-            <w:hyperlink w:history="1" r:id="rIdlzuy2iqjxh4-l-a3ymrui">
+            <w:hyperlink w:history="1" r:id="rId75sw346urr3zjhs3lhom2">
               <w:r>
                 <w:rPr>
                   <w:color w:val="1D4ED8"/>
@@ -13729,7 +13729,7 @@
                 <w:sz w:val="18"/>
                 <w:szCs w:val="18"/>
               </w:rPr>
-              <w:t xml:space="preserve">Topics</w:t>
+              <w:t xml:space="preserve">Topic</w:t>
             </w:r>
           </w:p>
         </w:tc>
@@ -14550,7 +14550,7 @@
             <w:vAlign w:val="top"/>
           </w:tcPr>
           <w:p>
-            <w:hyperlink w:history="1" r:id="rIdvd8kn90j4f8t5lvipf-gu">
+            <w:hyperlink w:history="1" r:id="rIdwkvp66ftfsenmdtrm8fpq">
               <w:r>
                 <w:rPr>
                   <w:color w:val="1D4ED8"/>
@@ -14640,7 +14640,7 @@
                 <w:sz w:val="18"/>
                 <w:szCs w:val="18"/>
               </w:rPr>
-              <w:t xml:space="preserve">Topics</w:t>
+              <w:t xml:space="preserve">Topic</w:t>
             </w:r>
           </w:p>
         </w:tc>
@@ -15479,7 +15479,7 @@
             <w:vAlign w:val="top"/>
           </w:tcPr>
           <w:p>
-            <w:hyperlink w:history="1" r:id="rIdtjnnnyeduxqnelgc_vwn2">
+            <w:hyperlink w:history="1" r:id="rId1slonlo0mfulethgbafkp">
               <w:r>
                 <w:rPr>
                   <w:color w:val="1D4ED8"/>
@@ -15569,7 +15569,7 @@
                 <w:sz w:val="18"/>
                 <w:szCs w:val="18"/>
               </w:rPr>
-              <w:t xml:space="preserve">Topics</w:t>
+              <w:t xml:space="preserve">Topic</w:t>
             </w:r>
           </w:p>
         </w:tc>
@@ -16452,7 +16452,7 @@
             <w:vAlign w:val="top"/>
           </w:tcPr>
           <w:p>
-            <w:hyperlink w:history="1" r:id="rIdv6l8gmd42hweikszwrwpt">
+            <w:hyperlink w:history="1" r:id="rIdwalmcvbdtuivf3ujldeyd">
               <w:r>
                 <w:rPr>
                   <w:color w:val="1D4ED8"/>
@@ -16542,7 +16542,7 @@
                 <w:sz w:val="18"/>
                 <w:szCs w:val="18"/>
               </w:rPr>
-              <w:t xml:space="preserve">Topics</w:t>
+              <w:t xml:space="preserve">Topic</w:t>
             </w:r>
           </w:p>
         </w:tc>
@@ -17164,7 +17164,7 @@
           <w:sz w:val="19"/>
           <w:szCs w:val="19"/>
         </w:rPr>
-        <w:t xml:space="preserve"> the set of couplings with marginals </w:t>
+        <w:t xml:space="preserve"> the set of couplings whose marginals are </w:t>
       </w:r>
       <m:oMath>
         <m:r>
@@ -17177,7 +17177,7 @@
           <w:sz w:val="19"/>
           <w:szCs w:val="19"/>
         </w:rPr>
-        <w:t xml:space="preserve"> and uniform, </w:t>
+        <w:t xml:space="preserve"> and the uniform distribution, </w:t>
       </w:r>
       <m:oMath>
         <m:r>
@@ -17448,7 +17448,7 @@
             <w:vAlign w:val="top"/>
           </w:tcPr>
           <w:p>
-            <w:hyperlink w:history="1" r:id="rId5du2lrxgz7_phqnebwcjn">
+            <w:hyperlink w:history="1" r:id="rIds89cfsqekv1ov51husqdo">
               <w:r>
                 <w:rPr>
                   <w:color w:val="1D4ED8"/>
@@ -17538,7 +17538,7 @@
                 <w:sz w:val="18"/>
                 <w:szCs w:val="18"/>
               </w:rPr>
-              <w:t xml:space="preserve">Topics</w:t>
+              <w:t xml:space="preserve">Topic</w:t>
             </w:r>
           </w:p>
         </w:tc>
@@ -18591,7 +18591,7 @@
             <w:vAlign w:val="top"/>
           </w:tcPr>
           <w:p>
-            <w:hyperlink w:history="1" r:id="rId-89qme6zshnrotaxbcxtx">
+            <w:hyperlink w:history="1" r:id="rIdoloufva2vd1imge-ntmx8">
               <w:r>
                 <w:rPr>
                   <w:color w:val="1D4ED8"/>
@@ -18681,7 +18681,7 @@
                 <w:sz w:val="18"/>
                 <w:szCs w:val="18"/>
               </w:rPr>
-              <w:t xml:space="preserve">Topics</w:t>
+              <w:t xml:space="preserve">Topic</w:t>
             </w:r>
           </w:p>
         </w:tc>
@@ -19665,7 +19665,7 @@
             <w:vAlign w:val="top"/>
           </w:tcPr>
           <w:p>
-            <w:hyperlink w:history="1" r:id="rIdwvvedxb26q9zccozlsqtx">
+            <w:hyperlink w:history="1" r:id="rIdrzqjk5rs0masfhyuqy7gw">
               <w:r>
                 <w:rPr>
                   <w:color w:val="1D4ED8"/>
@@ -19755,7 +19755,7 @@
                 <w:sz w:val="18"/>
                 <w:szCs w:val="18"/>
               </w:rPr>
-              <w:t xml:space="preserve">Topics</w:t>
+              <w:t xml:space="preserve">Topic</w:t>
             </w:r>
           </w:p>
         </w:tc>
@@ -20737,7 +20737,7 @@
             <w:vAlign w:val="top"/>
           </w:tcPr>
           <w:p>
-            <w:hyperlink w:history="1" r:id="rIdeud-yltjl6j7ochh4tixx">
+            <w:hyperlink w:history="1" r:id="rIdfqz0_p3ut4yio8ariuavy">
               <w:r>
                 <w:rPr>
                   <w:color w:val="1D4ED8"/>
@@ -20827,7 +20827,7 @@
                 <w:sz w:val="18"/>
                 <w:szCs w:val="18"/>
               </w:rPr>
-              <w:t xml:space="preserve">Topics</w:t>
+              <w:t xml:space="preserve">Topic</w:t>
             </w:r>
           </w:p>
         </w:tc>
@@ -21828,7 +21828,7 @@
             <w:vAlign w:val="top"/>
           </w:tcPr>
           <w:p>
-            <w:hyperlink w:history="1" r:id="rIdw3rq-bilpijivgo0aofg3">
+            <w:hyperlink w:history="1" r:id="rIdaadr1da4fu7ylg9ilq_r_">
               <w:r>
                 <w:rPr>
                   <w:color w:val="1D4ED8"/>
@@ -21918,7 +21918,7 @@
                 <w:sz w:val="18"/>
                 <w:szCs w:val="18"/>
               </w:rPr>
-              <w:t xml:space="preserve">Topics</w:t>
+              <w:t xml:space="preserve">Topic</w:t>
             </w:r>
           </w:p>
         </w:tc>
@@ -22909,7 +22909,7 @@
             <w:vAlign w:val="top"/>
           </w:tcPr>
           <w:p>
-            <w:hyperlink w:history="1" r:id="rIdavfmzjlwxqkmcocnzjtwy">
+            <w:hyperlink w:history="1" r:id="rIdzb8wnp9xwowdbaaidn_mu">
               <w:r>
                 <w:rPr>
                   <w:color w:val="1D4ED8"/>
@@ -22999,7 +22999,7 @@
                 <w:sz w:val="18"/>
                 <w:szCs w:val="18"/>
               </w:rPr>
-              <w:t xml:space="preserve">Topics</w:t>
+              <w:t xml:space="preserve">Topic</w:t>
             </w:r>
           </w:p>
         </w:tc>
@@ -23100,7 +23100,7 @@
         <w:t xml:space="preserve">Summary. </w:t>
       </w:r>
       <w:r>
-        <w:t xml:space="preserve">The article addresses filtering in high-dimensional, non-Gaussian state-space models with intractable transition kernels, chaotic dynamics and sparse observations. The analysis step estimates from the forecast ensemble a triangular (Knothe–Rosenblatt) transport map by convex optimization, and then uses stochastic or deterministic couplings that carry the forecast members to the analysis members. The EnKF is thus generalized with nonlinear updates, while sparsity from probabilistic graphical models plays the role of localization. The nonlinear updates reduce the intrinsic bias of the EnKF at a small increase in cost.</w:t>
+        <w:t xml:space="preserve">The article addresses filtering in high-dimensional, non-Gaussian state-space models with intractable transition kernels, chaotic dynamics and sparse observations. The analysis step estimates from the forecast ensemble a triangular (Knothe–Rosenblatt) transport map by convex optimization, and then uses stochastic or deterministic couplings that carry the forecast members to the analysis members. The EnKF is thus generalized with nonlinear updates, while sparsity from probabilistic graphical models plays the role of localization. The nonlinear updates reduce the intrinsic bias of the EnKF with a small increase in cost.</w:t>
       </w:r>
     </w:p>
     <w:p>
@@ -23987,7 +23987,7 @@
             <w:vAlign w:val="top"/>
           </w:tcPr>
           <w:p>
-            <w:hyperlink w:history="1" r:id="rIdkvehylcurngx1slycwq48">
+            <w:hyperlink w:history="1" r:id="rIdars32idvpadng09zta0br">
               <w:r>
                 <w:rPr>
                   <w:color w:val="1D4ED8"/>
@@ -24077,7 +24077,7 @@
                 <w:sz w:val="18"/>
                 <w:szCs w:val="18"/>
               </w:rPr>
-              <w:t xml:space="preserve">Topics</w:t>
+              <w:t xml:space="preserve">Topic</w:t>
             </w:r>
           </w:p>
         </w:tc>
@@ -25026,7 +25026,7 @@
             <w:vAlign w:val="top"/>
           </w:tcPr>
           <w:p>
-            <w:hyperlink w:history="1" r:id="rIdbiruyhampk5ezhwlwy1_v">
+            <w:hyperlink w:history="1" r:id="rIdj8jsikdarourk9cux91dx">
               <w:r>
                 <w:rPr>
                   <w:color w:val="1D4ED8"/>
@@ -25116,7 +25116,7 @@
                 <w:sz w:val="18"/>
                 <w:szCs w:val="18"/>
               </w:rPr>
-              <w:t xml:space="preserve">Topics</w:t>
+              <w:t xml:space="preserve">Topic</w:t>
             </w:r>
           </w:p>
         </w:tc>
@@ -26002,7 +26002,7 @@
             <w:vAlign w:val="top"/>
           </w:tcPr>
           <w:p>
-            <w:hyperlink w:history="1" r:id="rId7zrfkuij7mdfsj9gckupo">
+            <w:hyperlink w:history="1" r:id="rIdgveoxhx7imgy7unuwqzrb">
               <w:r>
                 <w:rPr>
                   <w:color w:val="1D4ED8"/>
@@ -26092,7 +26092,7 @@
                 <w:sz w:val="18"/>
                 <w:szCs w:val="18"/>
               </w:rPr>
-              <w:t xml:space="preserve">Topics</w:t>
+              <w:t xml:space="preserve">Topic</w:t>
             </w:r>
           </w:p>
         </w:tc>
@@ -26930,7 +26930,7 @@
             <w:vAlign w:val="top"/>
           </w:tcPr>
           <w:p>
-            <w:hyperlink w:history="1" r:id="rIds0sblryhngf0niu0svf_u">
+            <w:hyperlink w:history="1" r:id="rIdgzxyysf_3kprmcrewhij1">
               <w:r>
                 <w:rPr>
                   <w:color w:val="1D4ED8"/>
@@ -27020,7 +27020,7 @@
                 <w:sz w:val="18"/>
                 <w:szCs w:val="18"/>
               </w:rPr>
-              <w:t xml:space="preserve">Topics</w:t>
+              <w:t xml:space="preserve">Topic</w:t>
             </w:r>
           </w:p>
         </w:tc>
@@ -28011,7 +28011,7 @@
             <w:vAlign w:val="top"/>
           </w:tcPr>
           <w:p>
-            <w:hyperlink w:history="1" r:id="rIdc6pd_bwe1y4cua61ymhuw">
+            <w:hyperlink w:history="1" r:id="rIdzza5fabr104ea2xvo5jix">
               <w:r>
                 <w:rPr>
                   <w:color w:val="1D4ED8"/>
@@ -28101,7 +28101,7 @@
                 <w:sz w:val="18"/>
                 <w:szCs w:val="18"/>
               </w:rPr>
-              <w:t xml:space="preserve">Topics</w:t>
+              <w:t xml:space="preserve">Topic</w:t>
             </w:r>
           </w:p>
         </w:tc>
@@ -31171,7 +31171,7 @@
               </w:rPr>
               <w:t xml:space="preserve">, 58(2), 1263–1294. </w:t>
             </w:r>
-            <w:hyperlink w:history="1" r:id="rId0nhj8oc-senysslrrxyr4">
+            <w:hyperlink w:history="1" r:id="rIdpnjtow2xx8bqos89hynjy">
               <w:r>
                 <w:rPr>
                   <w:color w:val="1D4ED8"/>
@@ -31268,7 +31268,7 @@
               </w:rPr>
               <w:t xml:space="preserve">, 40(12), 125001. </w:t>
             </w:r>
-            <w:hyperlink w:history="1" r:id="rId6fccpzrt-aixgdjj5biql">
+            <w:hyperlink w:history="1" r:id="rIdvkfevghrbdxpntjgrzwxf">
               <w:r>
                 <w:rPr>
                   <w:color w:val="1D4ED8"/>
@@ -31364,7 +31364,7 @@
               </w:rPr>
               <w:t xml:space="preserve">, 13(9), e2020MS002454. </w:t>
             </w:r>
-            <w:hyperlink w:history="1" r:id="rIdgaqabhvsla6ppxyndmg_5">
+            <w:hyperlink w:history="1" r:id="rIdqkotgshbyd6jgf8boj4dg">
               <w:r>
                 <w:rPr>
                   <w:color w:val="1D4ED8"/>
@@ -31461,7 +31461,7 @@
               </w:rPr>
               <w:t xml:space="preserve">, 10520–10531. </w:t>
             </w:r>
-            <w:hyperlink w:history="1" r:id="rIdf8wj7ha4gnsbn4vh4slhj">
+            <w:hyperlink w:history="1" r:id="rId9yq9tabe0bijm2d6flxng">
               <w:r>
                 <w:rPr>
                   <w:color w:val="1D4ED8"/>
@@ -31557,7 +31557,7 @@
               </w:rPr>
               <w:t xml:space="preserve">, PMLR 180, 1792–1802. </w:t>
             </w:r>
-            <w:hyperlink w:history="1" r:id="rIdqp-hlzjvajifieztaijsj">
+            <w:hyperlink w:history="1" r:id="rIdb5be811zv7pmvizddzrke">
               <w:r>
                 <w:rPr>
                   <w:color w:val="1D4ED8"/>
@@ -31654,7 +31654,7 @@
               </w:rPr>
               <w:t xml:space="preserve">, 24, 2063–2108. </w:t>
             </w:r>
-            <w:hyperlink w:history="1" r:id="rId8erzesshcaenjkbcibd97">
+            <w:hyperlink w:history="1" r:id="rIdayeeaubq7nzoovxbt4c-f">
               <w:r>
                 <w:rPr>
                   <w:color w:val="1D4ED8"/>
@@ -31750,7 +31750,7 @@
               </w:rPr>
               <w:t xml:space="preserve">, 24(8), 5069–5091. </w:t>
             </w:r>
-            <w:hyperlink w:history="1" r:id="rIdvu2ztlqdjodkzfcgtxq7t">
+            <w:hyperlink w:history="1" r:id="rIdy8iuweckblrob7nwso4cs">
               <w:r>
                 <w:rPr>
                   <w:color w:val="1D4ED8"/>
@@ -35211,7 +35211,7 @@
         </w:rPr>
         <w:t xml:space="preserve"> </w:t>
       </w:r>
-      <w:hyperlink w:history="1" r:id="rIdlhu28fecze063hzizhtjv">
+      <w:hyperlink w:history="1" r:id="rId13wfiowlsuhqrnk7kd5aa">
         <w:r>
           <w:rPr>
             <w:color w:val="1D4ED8"/>
@@ -35272,7 +35272,7 @@
         </w:rPr>
         <w:t xml:space="preserve"> </w:t>
       </w:r>
-      <w:hyperlink w:history="1" r:id="rIdvqxagg-izfohbu2h8pjt2">
+      <w:hyperlink w:history="1" r:id="rIdc9xfi1osfhs9mb1suhjty">
         <w:r>
           <w:rPr>
             <w:color w:val="1D4ED8"/>
@@ -35333,7 +35333,7 @@
         </w:rPr>
         <w:t xml:space="preserve"> </w:t>
       </w:r>
-      <w:hyperlink w:history="1" r:id="rIdydotqqjtw4wfxbuveqhm1">
+      <w:hyperlink w:history="1" r:id="rIdfclk3ees36x5qqgi9benc">
         <w:r>
           <w:rPr>
             <w:color w:val="1D4ED8"/>
@@ -35394,7 +35394,7 @@
         </w:rPr>
         <w:t xml:space="preserve"> </w:t>
       </w:r>
-      <w:hyperlink w:history="1" r:id="rId2bwdeftvphknkowavkep4">
+      <w:hyperlink w:history="1" r:id="rIdmju4k9vtlifevmaeilnqr">
         <w:r>
           <w:rPr>
             <w:color w:val="1D4ED8"/>
@@ -35498,7 +35498,7 @@
         </w:rPr>
         <w:t xml:space="preserve"> </w:t>
       </w:r>
-      <w:hyperlink w:history="1" r:id="rIdes8r40u9ulalmmtwspvjw">
+      <w:hyperlink w:history="1" r:id="rIdoot_wzkj4kjwessx4rfjh">
         <w:r>
           <w:rPr>
             <w:color w:val="1D4ED8"/>
@@ -35559,7 +35559,7 @@
         </w:rPr>
         <w:t xml:space="preserve"> </w:t>
       </w:r>
-      <w:hyperlink w:history="1" r:id="rIditkvybbpt1cmzqec8dlcu">
+      <w:hyperlink w:history="1" r:id="rId1k6-r9kkfff2wb3ega1gz">
         <w:r>
           <w:rPr>
             <w:color w:val="1D4ED8"/>
@@ -35620,7 +35620,7 @@
         </w:rPr>
         <w:t xml:space="preserve"> </w:t>
       </w:r>
-      <w:hyperlink w:history="1" r:id="rId8r5post2e36miblbcmhxy">
+      <w:hyperlink w:history="1" r:id="rId6qbyrnb0autl2r4jbksct">
         <w:r>
           <w:rPr>
             <w:color w:val="1D4ED8"/>
@@ -35681,7 +35681,7 @@
         </w:rPr>
         <w:t xml:space="preserve"> </w:t>
       </w:r>
-      <w:hyperlink w:history="1" r:id="rIdzngemulo41vj1fd1ccmme">
+      <w:hyperlink w:history="1" r:id="rIdpr7kvgxwhd4f_jnko4tlo">
         <w:r>
           <w:rPr>
             <w:color w:val="1D4ED8"/>
@@ -35742,7 +35742,7 @@
         </w:rPr>
         <w:t xml:space="preserve"> </w:t>
       </w:r>
-      <w:hyperlink w:history="1" r:id="rIdmhmcd-zonc9lcg-whya7d">
+      <w:hyperlink w:history="1" r:id="rIdraa4_hye1om5-lwmdctod">
         <w:r>
           <w:rPr>
             <w:color w:val="1D4ED8"/>
@@ -35803,7 +35803,7 @@
         </w:rPr>
         <w:t xml:space="preserve"> </w:t>
       </w:r>
-      <w:hyperlink w:history="1" r:id="rIdbzlwnpva3bvnzuiz_ws6k">
+      <w:hyperlink w:history="1" r:id="rId9p8c6_vbplkkb_ewe3jdr">
         <w:r>
           <w:rPr>
             <w:color w:val="1D4ED8"/>
@@ -35864,7 +35864,7 @@
         </w:rPr>
         <w:t xml:space="preserve"> </w:t>
       </w:r>
-      <w:hyperlink w:history="1" r:id="rIdote6cltofzadjoyvoiejr">
+      <w:hyperlink w:history="1" r:id="rIdyruo3d5bo5srse-qgd4is">
         <w:r>
           <w:rPr>
             <w:color w:val="1D4ED8"/>
@@ -35925,7 +35925,7 @@
         </w:rPr>
         <w:t xml:space="preserve"> </w:t>
       </w:r>
-      <w:hyperlink w:history="1" r:id="rIdbgg_dpztdqo2fzcxulbru">
+      <w:hyperlink w:history="1" r:id="rIdpkaz8lkidstfsn_splvex">
         <w:r>
           <w:rPr>
             <w:color w:val="1D4ED8"/>
@@ -35986,7 +35986,7 @@
         </w:rPr>
         <w:t xml:space="preserve"> </w:t>
       </w:r>
-      <w:hyperlink w:history="1" r:id="rId1ntmrsq8gzsxwyus9gb-u">
+      <w:hyperlink w:history="1" r:id="rIdsedl62hs6guzjlk3k-qf3">
         <w:r>
           <w:rPr>
             <w:color w:val="1D4ED8"/>
@@ -36058,7 +36058,7 @@
         </w:rPr>
         <w:t xml:space="preserve"> </w:t>
       </w:r>
-      <w:hyperlink w:history="1" r:id="rIdicqt0xeaci-zdolzximmb">
+      <w:hyperlink w:history="1" r:id="rIdafeaxxvl4vepvkljx8mfx">
         <w:r>
           <w:rPr>
             <w:color w:val="1D4ED8"/>
@@ -36119,7 +36119,7 @@
         </w:rPr>
         <w:t xml:space="preserve"> </w:t>
       </w:r>
-      <w:hyperlink w:history="1" r:id="rId2d4tv-lxeaw95v_ljwwio">
+      <w:hyperlink w:history="1" r:id="rId8gzxlamfge0r5tp9n9eey">
         <w:r>
           <w:rPr>
             <w:color w:val="1D4ED8"/>
@@ -36180,7 +36180,7 @@
         </w:rPr>
         <w:t xml:space="preserve"> </w:t>
       </w:r>
-      <w:hyperlink w:history="1" r:id="rIddm1wuvhu0f5zbvmf1zzqt">
+      <w:hyperlink w:history="1" r:id="rIdqdzmawyzc-1lsmh1f7sq2">
         <w:r>
           <w:rPr>
             <w:color w:val="1D4ED8"/>
@@ -36241,7 +36241,7 @@
         </w:rPr>
         <w:t xml:space="preserve"> </w:t>
       </w:r>
-      <w:hyperlink w:history="1" r:id="rIdtzle_uqdb5c9qcavs12lf">
+      <w:hyperlink w:history="1" r:id="rId3fte93q_8gabkrugyrr7d">
         <w:r>
           <w:rPr>
             <w:color w:val="1D4ED8"/>
@@ -36302,7 +36302,7 @@
         </w:rPr>
         <w:t xml:space="preserve"> </w:t>
       </w:r>
-      <w:hyperlink w:history="1" r:id="rIdimo5n4flyzyb4rac8vdqx">
+      <w:hyperlink w:history="1" r:id="rIdtdtkekhrer5zxqjpzvtty">
         <w:r>
           <w:rPr>
             <w:color w:val="1D4ED8"/>
@@ -36363,7 +36363,7 @@
         </w:rPr>
         <w:t xml:space="preserve"> </w:t>
       </w:r>
-      <w:hyperlink w:history="1" r:id="rId3d5i7agigkpzm7dxbrqoz">
+      <w:hyperlink w:history="1" r:id="rId9fbas4tgvztbjl01xanl7">
         <w:r>
           <w:rPr>
             <w:color w:val="1D4ED8"/>
@@ -36424,7 +36424,7 @@
         </w:rPr>
         <w:t xml:space="preserve"> </w:t>
       </w:r>
-      <w:hyperlink w:history="1" r:id="rId2zufcbjwdtbqxfhg2dk70">
+      <w:hyperlink w:history="1" r:id="rIdmml9f5orl9zu_dzxwqkae">
         <w:r>
           <w:rPr>
             <w:color w:val="1D4ED8"/>
@@ -36485,7 +36485,7 @@
         </w:rPr>
         <w:t xml:space="preserve"> </w:t>
       </w:r>
-      <w:hyperlink w:history="1" r:id="rIduatwhn88c_ap7zq6c706a">
+      <w:hyperlink w:history="1" r:id="rIdqgzxg6elqc8el4batj3as">
         <w:r>
           <w:rPr>
             <w:color w:val="1D4ED8"/>
@@ -36546,7 +36546,7 @@
         </w:rPr>
         <w:t xml:space="preserve"> </w:t>
       </w:r>
-      <w:hyperlink w:history="1" r:id="rIdfw9vonvsoblopkyp9evqd">
+      <w:hyperlink w:history="1" r:id="rIdlc8yvznytqxo9db7amp7f">
         <w:r>
           <w:rPr>
             <w:color w:val="1D4ED8"/>
@@ -36607,7 +36607,7 @@
         </w:rPr>
         <w:t xml:space="preserve"> </w:t>
       </w:r>
-      <w:hyperlink w:history="1" r:id="rIdiag9uplsga03z4lozqxmc">
+      <w:hyperlink w:history="1" r:id="rIdmc95byfyviqmqouidvsya">
         <w:r>
           <w:rPr>
             <w:color w:val="1D4ED8"/>
@@ -36668,7 +36668,7 @@
         </w:rPr>
         <w:t xml:space="preserve"> </w:t>
       </w:r>
-      <w:hyperlink w:history="1" r:id="rIdvhosuvsvswupurnw3scv8">
+      <w:hyperlink w:history="1" r:id="rIdcuifdf8qiee1hprzbfscu">
         <w:r>
           <w:rPr>
             <w:color w:val="1D4ED8"/>
@@ -36729,7 +36729,7 @@
         </w:rPr>
         <w:t xml:space="preserve"> </w:t>
       </w:r>
-      <w:hyperlink w:history="1" r:id="rId5fkjjipejixxc6mrukirx">
+      <w:hyperlink w:history="1" r:id="rIdttvq0pu2skqrf6ygyvgwn">
         <w:r>
           <w:rPr>
             <w:color w:val="1D4ED8"/>
@@ -36790,7 +36790,7 @@
         </w:rPr>
         <w:t xml:space="preserve"> </w:t>
       </w:r>
-      <w:hyperlink w:history="1" r:id="rIdkb1j7xddog6cc0vsaoen7">
+      <w:hyperlink w:history="1" r:id="rIdzi-r7rfot03f4cq0yfsca">
         <w:r>
           <w:rPr>
             <w:color w:val="1D4ED8"/>
@@ -36851,7 +36851,7 @@
         </w:rPr>
         <w:t xml:space="preserve"> </w:t>
       </w:r>
-      <w:hyperlink w:history="1" r:id="rIdzqwooiy26k4pdapz2avnb">
+      <w:hyperlink w:history="1" r:id="rId5cd5rgkqe0sgz1g5vvfut">
         <w:r>
           <w:rPr>
             <w:color w:val="1D4ED8"/>
@@ -36912,7 +36912,7 @@
         </w:rPr>
         <w:t xml:space="preserve"> </w:t>
       </w:r>
-      <w:hyperlink w:history="1" r:id="rIde1ulbn5tckbkr6w2w-lla">
+      <w:hyperlink w:history="1" r:id="rIdzod-z-qccycrhptl_t1fg">
         <w:r>
           <w:rPr>
             <w:color w:val="1D4ED8"/>
@@ -36973,7 +36973,7 @@
         </w:rPr>
         <w:t xml:space="preserve"> </w:t>
       </w:r>
-      <w:hyperlink w:history="1" r:id="rIdobkwpr897pidmnjyycykb">
+      <w:hyperlink w:history="1" r:id="rIdq2rekeyjmbjw8ynpv-4-l">
         <w:r>
           <w:rPr>
             <w:color w:val="1D4ED8"/>
@@ -37034,7 +37034,7 @@
         </w:rPr>
         <w:t xml:space="preserve"> </w:t>
       </w:r>
-      <w:hyperlink w:history="1" r:id="rIdm-15mnm0bcpsrbvkgpb4h">
+      <w:hyperlink w:history="1" r:id="rIdle6acdr0ewuukm4ri7sta">
         <w:r>
           <w:rPr>
             <w:color w:val="1D4ED8"/>
@@ -37095,7 +37095,7 @@
         </w:rPr>
         <w:t xml:space="preserve"> </w:t>
       </w:r>
-      <w:hyperlink w:history="1" r:id="rIdrxhnc6vfa3m31wx62hadb">
+      <w:hyperlink w:history="1" r:id="rIdeeqo7tjwcqatjjjbklu2k">
         <w:r>
           <w:rPr>
             <w:color w:val="1D4ED8"/>
@@ -37156,7 +37156,7 @@
         </w:rPr>
         <w:t xml:space="preserve"> </w:t>
       </w:r>
-      <w:hyperlink w:history="1" r:id="rIdmywbctrb1ywspbuav5pxo">
+      <w:hyperlink w:history="1" r:id="rId3hkssggtnpcz7ltgiaxhy">
         <w:r>
           <w:rPr>
             <w:color w:val="1D4ED8"/>
@@ -37217,7 +37217,7 @@
         </w:rPr>
         <w:t xml:space="preserve"> </w:t>
       </w:r>
-      <w:hyperlink w:history="1" r:id="rId9wmgazpvytbmy_kk7ylkb">
+      <w:hyperlink w:history="1" r:id="rIddfhdadobbguksyxn-pfwl">
         <w:r>
           <w:rPr>
             <w:color w:val="1D4ED8"/>
@@ -37387,7 +37387,7 @@
         <w:sz w:val="16"/>
         <w:szCs w:val="16"/>
       </w:rPr>
-      <w:t xml:space="preserve">Literature review · Inverse problems and data assimilation · 2020–2026</w:t>
+      <w:t xml:space="preserve">Literature search · Inverse problems and data assimilation · 2020–2026</w:t>
     </w:r>
   </w:p>
 </w:hdr>
